--- a/Пояснительная записка.docx
+++ b/Пояснительная записка.docx
@@ -227,15 +227,126 @@
                 <w:rFonts w:ascii="Courier New" w:hAnsi="Courier New" w:cs="Courier New"/>
                 <w:szCs w:val="22"/>
               </w:rPr>
-              <w:t>\</w:t>
+              <w:t>\Требования к дизайну веб приложения.docx</w:t>
             </w:r>
-            <w:r>
-              <w:rPr>
-                <w:rFonts w:ascii="Courier New" w:hAnsi="Courier New" w:cs="Courier New"/>
-                <w:szCs w:val="22"/>
-              </w:rPr>
-              <w:t>Требования к дизайну веб приложения.docx</w:t>
-            </w:r>
+          </w:p>
+        </w:tc>
+      </w:tr>
+    </w:tbl>
+    <w:p>
+      <w:pPr>
+        <w:spacing w:before="240" w:after="0" w:line="360" w:lineRule="auto"/>
+        <w:jc w:val="both"/>
+        <w:rPr>
+          <w:rFonts w:ascii="Times New Roman" w:hAnsi="Times New Roman" w:cs="Times New Roman"/>
+          <w:sz w:val="24"/>
+          <w:szCs w:val="24"/>
+        </w:rPr>
+      </w:pPr>
+      <w:r>
+        <w:rPr>
+          <w:rFonts w:ascii="Times New Roman" w:hAnsi="Times New Roman" w:cs="Times New Roman"/>
+          <w:sz w:val="24"/>
+          <w:szCs w:val="24"/>
+        </w:rPr>
+        <w:t>Файл анализа предметной области находится:</w:t>
+      </w:r>
+    </w:p>
+    <w:tbl>
+      <w:tblPr>
+        <w:tblStyle w:val="ac"/>
+        <w:tblW w:w="0" w:type="auto"/>
+        <w:tblBorders>
+          <w:top w:val="none" w:sz="0" w:space="0" w:color="auto"/>
+          <w:left w:val="single" w:sz="24" w:space="0" w:color="70AD47" w:themeColor="accent6"/>
+          <w:bottom w:val="none" w:sz="0" w:space="0" w:color="auto"/>
+          <w:right w:val="none" w:sz="0" w:space="0" w:color="auto"/>
+          <w:insideH w:val="none" w:sz="0" w:space="0" w:color="auto"/>
+          <w:insideV w:val="none" w:sz="0" w:space="0" w:color="auto"/>
+        </w:tblBorders>
+        <w:shd w:val="clear" w:color="auto" w:fill="E2EFD9" w:themeFill="accent6" w:themeFillTint="33"/>
+        <w:tblCellMar>
+          <w:top w:w="113" w:type="dxa"/>
+          <w:left w:w="227" w:type="dxa"/>
+        </w:tblCellMar>
+        <w:tblLook w:val="04A0" w:firstRow="1" w:lastRow="0" w:firstColumn="1" w:lastColumn="0" w:noHBand="0" w:noVBand="1"/>
+      </w:tblPr>
+      <w:tblGrid>
+        <w:gridCol w:w="9325"/>
+      </w:tblGrid>
+      <w:tr>
+        <w:tc>
+          <w:tcPr>
+            <w:tcW w:w="9345" w:type="dxa"/>
+            <w:shd w:val="clear" w:color="auto" w:fill="E2EFD9" w:themeFill="accent6" w:themeFillTint="33"/>
+          </w:tcPr>
+          <w:p>
+            <w:pPr>
+              <w:spacing w:line="360" w:lineRule="auto"/>
+              <w:jc w:val="both"/>
+              <w:rPr>
+                <w:szCs w:val="22"/>
+              </w:rPr>
+            </w:pPr>
+          </w:p>
+        </w:tc>
+      </w:tr>
+    </w:tbl>
+    <w:p>
+      <w:pPr>
+        <w:spacing w:before="240" w:after="0" w:line="360" w:lineRule="auto"/>
+        <w:jc w:val="both"/>
+        <w:rPr>
+          <w:rFonts w:ascii="Times New Roman" w:hAnsi="Times New Roman" w:cs="Times New Roman"/>
+          <w:sz w:val="24"/>
+          <w:szCs w:val="24"/>
+        </w:rPr>
+      </w:pPr>
+      <w:r>
+        <w:rPr>
+          <w:rFonts w:ascii="Times New Roman" w:hAnsi="Times New Roman" w:cs="Times New Roman"/>
+          <w:sz w:val="24"/>
+          <w:szCs w:val="24"/>
+        </w:rPr>
+        <w:t>Файл анализа целевой аудитории находится:</w:t>
+      </w:r>
+    </w:p>
+    <w:tbl>
+      <w:tblPr>
+        <w:tblStyle w:val="ac"/>
+        <w:tblW w:w="0" w:type="auto"/>
+        <w:tblBorders>
+          <w:top w:val="none" w:sz="0" w:space="0" w:color="auto"/>
+          <w:left w:val="single" w:sz="24" w:space="0" w:color="70AD47" w:themeColor="accent6"/>
+          <w:bottom w:val="none" w:sz="0" w:space="0" w:color="auto"/>
+          <w:right w:val="none" w:sz="0" w:space="0" w:color="auto"/>
+          <w:insideH w:val="none" w:sz="0" w:space="0" w:color="auto"/>
+          <w:insideV w:val="none" w:sz="0" w:space="0" w:color="auto"/>
+        </w:tblBorders>
+        <w:shd w:val="clear" w:color="auto" w:fill="E2EFD9" w:themeFill="accent6" w:themeFillTint="33"/>
+        <w:tblCellMar>
+          <w:top w:w="113" w:type="dxa"/>
+          <w:left w:w="227" w:type="dxa"/>
+        </w:tblCellMar>
+        <w:tblLook w:val="04A0" w:firstRow="1" w:lastRow="0" w:firstColumn="1" w:lastColumn="0" w:noHBand="0" w:noVBand="1"/>
+      </w:tblPr>
+      <w:tblGrid>
+        <w:gridCol w:w="9325"/>
+      </w:tblGrid>
+      <w:tr>
+        <w:tc>
+          <w:tcPr>
+            <w:tcW w:w="9345" w:type="dxa"/>
+            <w:shd w:val="clear" w:color="auto" w:fill="E2EFD9" w:themeFill="accent6" w:themeFillTint="33"/>
+          </w:tcPr>
+          <w:p>
+            <w:pPr>
+              <w:spacing w:line="360" w:lineRule="auto"/>
+              <w:jc w:val="both"/>
+              <w:rPr>
+                <w:szCs w:val="22"/>
+              </w:rPr>
+            </w:pPr>
           </w:p>
         </w:tc>
       </w:tr>
@@ -273,9 +384,279 @@
           <w:sz w:val="24"/>
           <w:szCs w:val="24"/>
         </w:rPr>
-        <w:t>2. Файлы схем:</w:t>
+        <w:t xml:space="preserve">2. Файлы </w:t>
+      </w:r>
+      <w:r>
+        <w:rPr>
+          <w:rFonts w:ascii="Times New Roman" w:hAnsi="Times New Roman" w:cs="Times New Roman"/>
+          <w:b/>
+          <w:bCs/>
+          <w:color w:val="auto"/>
+          <w:sz w:val="24"/>
+          <w:szCs w:val="24"/>
+        </w:rPr>
+        <w:t>базы данных</w:t>
+      </w:r>
+      <w:r>
+        <w:rPr>
+          <w:rFonts w:ascii="Times New Roman" w:hAnsi="Times New Roman" w:cs="Times New Roman"/>
+          <w:b/>
+          <w:bCs/>
+          <w:color w:val="auto"/>
+          <w:sz w:val="24"/>
+          <w:szCs w:val="24"/>
+        </w:rPr>
+        <w:t>:</w:t>
       </w:r>
     </w:p>
+    <w:p>
+      <w:pPr>
+        <w:spacing w:after="0" w:line="360" w:lineRule="auto"/>
+        <w:jc w:val="both"/>
+        <w:rPr>
+          <w:rFonts w:ascii="Times New Roman" w:hAnsi="Times New Roman" w:cs="Times New Roman"/>
+          <w:sz w:val="24"/>
+          <w:szCs w:val="24"/>
+        </w:rPr>
+      </w:pPr>
+      <w:r>
+        <w:rPr>
+          <w:rFonts w:ascii="Times New Roman" w:hAnsi="Times New Roman" w:cs="Times New Roman"/>
+          <w:sz w:val="24"/>
+          <w:szCs w:val="24"/>
+        </w:rPr>
+        <w:t>Файл с кодом создания базы данных находится:</w:t>
+      </w:r>
+    </w:p>
+    <w:tbl>
+      <w:tblPr>
+        <w:tblStyle w:val="ac"/>
+        <w:tblW w:w="0" w:type="auto"/>
+        <w:tblBorders>
+          <w:top w:val="none" w:sz="0" w:space="0" w:color="auto"/>
+          <w:left w:val="single" w:sz="24" w:space="0" w:color="70AD47" w:themeColor="accent6"/>
+          <w:bottom w:val="none" w:sz="0" w:space="0" w:color="auto"/>
+          <w:right w:val="none" w:sz="0" w:space="0" w:color="auto"/>
+          <w:insideH w:val="none" w:sz="0" w:space="0" w:color="auto"/>
+          <w:insideV w:val="none" w:sz="0" w:space="0" w:color="auto"/>
+        </w:tblBorders>
+        <w:shd w:val="clear" w:color="auto" w:fill="E2EFD9" w:themeFill="accent6" w:themeFillTint="33"/>
+        <w:tblCellMar>
+          <w:top w:w="113" w:type="dxa"/>
+          <w:left w:w="227" w:type="dxa"/>
+        </w:tblCellMar>
+        <w:tblLook w:val="04A0" w:firstRow="1" w:lastRow="0" w:firstColumn="1" w:lastColumn="0" w:noHBand="0" w:noVBand="1"/>
+      </w:tblPr>
+      <w:tblGrid>
+        <w:gridCol w:w="9325"/>
+      </w:tblGrid>
+      <w:tr>
+        <w:tc>
+          <w:tcPr>
+            <w:tcW w:w="9345" w:type="dxa"/>
+            <w:shd w:val="clear" w:color="auto" w:fill="E2EFD9" w:themeFill="accent6" w:themeFillTint="33"/>
+          </w:tcPr>
+          <w:p>
+            <w:pPr>
+              <w:spacing w:line="360" w:lineRule="auto"/>
+              <w:jc w:val="both"/>
+              <w:rPr>
+                <w:szCs w:val="22"/>
+              </w:rPr>
+            </w:pPr>
+            <w:r>
+              <w:rPr>
+                <w:rFonts w:ascii="Courier New" w:hAnsi="Courier New" w:cs="Courier New"/>
+                <w:szCs w:val="22"/>
+              </w:rPr>
+              <w:t>D:\Соня\Демо-экзамен\Budovskaya-demo_exam\База данных</w:t>
+            </w:r>
+            <w:r>
+              <w:rPr>
+                <w:rFonts w:ascii="Courier New" w:hAnsi="Courier New" w:cs="Courier New"/>
+                <w:szCs w:val="22"/>
+              </w:rPr>
+              <w:t>\</w:t>
+            </w:r>
+            <w:r>
+              <w:rPr>
+                <w:rFonts w:ascii="Courier New" w:hAnsi="Courier New" w:cs="Courier New"/>
+                <w:szCs w:val="22"/>
+              </w:rPr>
+              <w:t>database.sql</w:t>
+            </w:r>
+          </w:p>
+        </w:tc>
+      </w:tr>
+    </w:tbl>
+    <w:p>
+      <w:pPr>
+        <w:spacing w:before="240" w:after="0" w:line="360" w:lineRule="auto"/>
+        <w:jc w:val="both"/>
+        <w:rPr>
+          <w:rFonts w:ascii="Times New Roman" w:hAnsi="Times New Roman" w:cs="Times New Roman"/>
+          <w:sz w:val="24"/>
+          <w:szCs w:val="24"/>
+        </w:rPr>
+      </w:pPr>
+      <w:r>
+        <w:rPr>
+          <w:rFonts w:ascii="Times New Roman" w:hAnsi="Times New Roman" w:cs="Times New Roman"/>
+          <w:sz w:val="24"/>
+          <w:szCs w:val="24"/>
+        </w:rPr>
+        <w:t>Схема базы данных находится в:</w:t>
+      </w:r>
+    </w:p>
+    <w:tbl>
+      <w:tblPr>
+        <w:tblStyle w:val="ac"/>
+        <w:tblW w:w="0" w:type="auto"/>
+        <w:tblBorders>
+          <w:top w:val="none" w:sz="0" w:space="0" w:color="auto"/>
+          <w:left w:val="single" w:sz="24" w:space="0" w:color="70AD47" w:themeColor="accent6"/>
+          <w:bottom w:val="none" w:sz="0" w:space="0" w:color="auto"/>
+          <w:right w:val="none" w:sz="0" w:space="0" w:color="auto"/>
+          <w:insideH w:val="none" w:sz="0" w:space="0" w:color="auto"/>
+          <w:insideV w:val="none" w:sz="0" w:space="0" w:color="auto"/>
+        </w:tblBorders>
+        <w:shd w:val="clear" w:color="auto" w:fill="E2EFD9" w:themeFill="accent6" w:themeFillTint="33"/>
+        <w:tblCellMar>
+          <w:top w:w="113" w:type="dxa"/>
+          <w:left w:w="227" w:type="dxa"/>
+        </w:tblCellMar>
+        <w:tblLook w:val="04A0" w:firstRow="1" w:lastRow="0" w:firstColumn="1" w:lastColumn="0" w:noHBand="0" w:noVBand="1"/>
+      </w:tblPr>
+      <w:tblGrid>
+        <w:gridCol w:w="9325"/>
+      </w:tblGrid>
+      <w:tr>
+        <w:tc>
+          <w:tcPr>
+            <w:tcW w:w="9345" w:type="dxa"/>
+            <w:shd w:val="clear" w:color="auto" w:fill="E2EFD9" w:themeFill="accent6" w:themeFillTint="33"/>
+          </w:tcPr>
+          <w:p>
+            <w:pPr>
+              <w:spacing w:line="360" w:lineRule="auto"/>
+              <w:jc w:val="both"/>
+              <w:rPr>
+                <w:szCs w:val="22"/>
+              </w:rPr>
+            </w:pPr>
+            <w:r>
+              <w:rPr>
+                <w:rFonts w:ascii="Courier New" w:hAnsi="Courier New" w:cs="Courier New"/>
+                <w:szCs w:val="22"/>
+              </w:rPr>
+              <w:t>D:\Соня\Демо-экзамен\Budovskaya-demo_exam\База данных</w:t>
+            </w:r>
+            <w:r>
+              <w:rPr>
+                <w:rFonts w:ascii="Courier New" w:hAnsi="Courier New" w:cs="Courier New"/>
+                <w:szCs w:val="22"/>
+              </w:rPr>
+              <w:t>\</w:t>
+            </w:r>
+            <w:r>
+              <w:rPr>
+                <w:rFonts w:ascii="Courier New" w:hAnsi="Courier New" w:cs="Courier New"/>
+                <w:szCs w:val="22"/>
+              </w:rPr>
+              <w:t>Схема базы данных.png</w:t>
+            </w:r>
+          </w:p>
+        </w:tc>
+      </w:tr>
+    </w:tbl>
+    <w:p>
+      <w:pPr>
+        <w:spacing w:before="240" w:after="0" w:line="360" w:lineRule="auto"/>
+        <w:jc w:val="both"/>
+        <w:rPr>
+          <w:rFonts w:ascii="Times New Roman" w:hAnsi="Times New Roman" w:cs="Times New Roman"/>
+          <w:sz w:val="24"/>
+          <w:szCs w:val="24"/>
+        </w:rPr>
+      </w:pPr>
+      <w:r>
+        <w:rPr>
+          <w:rFonts w:ascii="Times New Roman" w:hAnsi="Times New Roman" w:cs="Times New Roman"/>
+          <w:sz w:val="24"/>
+          <w:szCs w:val="24"/>
+        </w:rPr>
+        <w:t>Диаграмма ER-типа</w:t>
+      </w:r>
+      <w:r>
+        <w:rPr>
+          <w:rFonts w:ascii="Times New Roman" w:hAnsi="Times New Roman" w:cs="Times New Roman"/>
+          <w:sz w:val="24"/>
+          <w:szCs w:val="24"/>
+        </w:rPr>
+        <w:t xml:space="preserve"> базы данных находится в:</w:t>
+      </w:r>
+    </w:p>
+    <w:tbl>
+      <w:tblPr>
+        <w:tblStyle w:val="ac"/>
+        <w:tblW w:w="0" w:type="auto"/>
+        <w:tblBorders>
+          <w:top w:val="none" w:sz="0" w:space="0" w:color="auto"/>
+          <w:left w:val="single" w:sz="24" w:space="0" w:color="70AD47" w:themeColor="accent6"/>
+          <w:bottom w:val="none" w:sz="0" w:space="0" w:color="auto"/>
+          <w:right w:val="none" w:sz="0" w:space="0" w:color="auto"/>
+          <w:insideH w:val="none" w:sz="0" w:space="0" w:color="auto"/>
+          <w:insideV w:val="none" w:sz="0" w:space="0" w:color="auto"/>
+        </w:tblBorders>
+        <w:shd w:val="clear" w:color="auto" w:fill="E2EFD9" w:themeFill="accent6" w:themeFillTint="33"/>
+        <w:tblCellMar>
+          <w:top w:w="113" w:type="dxa"/>
+          <w:left w:w="227" w:type="dxa"/>
+        </w:tblCellMar>
+        <w:tblLook w:val="04A0" w:firstRow="1" w:lastRow="0" w:firstColumn="1" w:lastColumn="0" w:noHBand="0" w:noVBand="1"/>
+      </w:tblPr>
+      <w:tblGrid>
+        <w:gridCol w:w="9325"/>
+      </w:tblGrid>
+      <w:tr>
+        <w:tc>
+          <w:tcPr>
+            <w:tcW w:w="9345" w:type="dxa"/>
+            <w:shd w:val="clear" w:color="auto" w:fill="E2EFD9" w:themeFill="accent6" w:themeFillTint="33"/>
+          </w:tcPr>
+          <w:p>
+            <w:pPr>
+              <w:spacing w:line="360" w:lineRule="auto"/>
+              <w:jc w:val="both"/>
+              <w:rPr>
+                <w:szCs w:val="22"/>
+              </w:rPr>
+            </w:pPr>
+            <w:r>
+              <w:rPr>
+                <w:rFonts w:ascii="Courier New" w:hAnsi="Courier New" w:cs="Courier New"/>
+                <w:szCs w:val="22"/>
+              </w:rPr>
+              <w:t>D:\Соня\Демо-экзамен\Budovskaya-demo_exam\База данных</w:t>
+            </w:r>
+            <w:r>
+              <w:rPr>
+                <w:rFonts w:ascii="Courier New" w:hAnsi="Courier New" w:cs="Courier New"/>
+                <w:szCs w:val="22"/>
+              </w:rPr>
+              <w:t>\</w:t>
+            </w:r>
+            <w:r>
+              <w:rPr>
+                <w:rFonts w:ascii="Courier New" w:hAnsi="Courier New" w:cs="Courier New"/>
+                <w:szCs w:val="22"/>
+              </w:rPr>
+              <w:t>Диаграмма ER-типа.png</w:t>
+            </w:r>
+          </w:p>
+        </w:tc>
+      </w:tr>
+    </w:tbl>
     <w:p>
       <w:pPr>
         <w:spacing w:after="0" w:line="360" w:lineRule="auto"/>
@@ -730,7 +1111,7 @@
   <w:style w:type="paragraph" w:default="1" w:styleId="a">
     <w:name w:val="Normal"/>
     <w:qFormat/>
-    <w:rsid w:val="00BB0060"/>
+    <w:rsid w:val="00B84D6D"/>
   </w:style>
   <w:style w:type="paragraph" w:styleId="1">
     <w:name w:val="heading 1"/>
@@ -934,6 +1315,7 @@
   <w:style w:type="character" w:default="1" w:styleId="a0">
     <w:name w:val="Default Paragraph Font"/>
     <w:uiPriority w:val="1"/>
+    <w:semiHidden/>
     <w:unhideWhenUsed/>
   </w:style>
   <w:style w:type="table" w:default="1" w:styleId="a1">

--- a/Пояснительная записка.docx
+++ b/Пояснительная записка.docx
@@ -283,11 +283,46 @@
           <w:p>
             <w:pPr>
               <w:spacing w:line="360" w:lineRule="auto"/>
-              <w:jc w:val="both"/>
-              <w:rPr>
+              <w:rPr>
+                <w:rFonts w:ascii="Courier New" w:hAnsi="Courier New" w:cs="Courier New"/>
                 <w:szCs w:val="22"/>
               </w:rPr>
             </w:pPr>
+            <w:r>
+              <w:rPr>
+                <w:rFonts w:ascii="Courier New" w:hAnsi="Courier New" w:cs="Courier New"/>
+                <w:szCs w:val="22"/>
+              </w:rPr>
+              <w:t>D:\Соня\Демо-экзамен\Budovskaya-demo_exam\Текстовые</w:t>
+            </w:r>
+            <w:r>
+              <w:rPr>
+                <w:rFonts w:ascii="Courier New" w:hAnsi="Courier New" w:cs="Courier New"/>
+                <w:szCs w:val="22"/>
+              </w:rPr>
+              <w:t xml:space="preserve"> </w:t>
+            </w:r>
+            <w:r>
+              <w:rPr>
+                <w:rFonts w:ascii="Courier New" w:hAnsi="Courier New" w:cs="Courier New"/>
+                <w:szCs w:val="22"/>
+              </w:rPr>
+              <w:t>документы</w:t>
+            </w:r>
+            <w:r>
+              <w:rPr>
+                <w:rFonts w:ascii="Courier New" w:hAnsi="Courier New" w:cs="Courier New"/>
+                <w:szCs w:val="22"/>
+              </w:rPr>
+              <w:t xml:space="preserve">\ </w:t>
+            </w:r>
+            <w:r>
+              <w:rPr>
+                <w:rFonts w:ascii="Courier New" w:hAnsi="Courier New" w:cs="Courier New"/>
+                <w:szCs w:val="22"/>
+              </w:rPr>
+              <w:t>Анализ предметной области.docx</w:t>
+            </w:r>
           </w:p>
         </w:tc>
       </w:tr>
@@ -308,7 +343,23 @@
           <w:sz w:val="24"/>
           <w:szCs w:val="24"/>
         </w:rPr>
-        <w:t>Файл анализа целевой аудитории находится:</w:t>
+        <w:t>Анализ целевой аудитории приведён в файле «Анализ предметной области»</w:t>
+      </w:r>
+      <w:r>
+        <w:rPr>
+          <w:rFonts w:ascii="Times New Roman" w:hAnsi="Times New Roman" w:cs="Times New Roman"/>
+          <w:sz w:val="24"/>
+          <w:szCs w:val="24"/>
+        </w:rPr>
+        <w:t xml:space="preserve"> в пункте №4</w:t>
+      </w:r>
+      <w:r>
+        <w:rPr>
+          <w:rFonts w:ascii="Times New Roman" w:hAnsi="Times New Roman" w:cs="Times New Roman"/>
+          <w:sz w:val="24"/>
+          <w:szCs w:val="24"/>
+        </w:rPr>
+        <w:t>:</w:t>
       </w:r>
     </w:p>
     <w:tbl>
@@ -347,6 +398,27 @@
                 <w:szCs w:val="22"/>
               </w:rPr>
             </w:pPr>
+            <w:r>
+              <w:rPr>
+                <w:rFonts w:ascii="Courier New" w:hAnsi="Courier New" w:cs="Courier New"/>
+                <w:szCs w:val="22"/>
+              </w:rPr>
+              <w:t>D:\Соня\Демо-экзамен\Budovskaya-demo_exam\Текстовые</w:t>
+            </w:r>
+            <w:r>
+              <w:rPr>
+                <w:rFonts w:ascii="Courier New" w:hAnsi="Courier New" w:cs="Courier New"/>
+                <w:szCs w:val="22"/>
+              </w:rPr>
+              <w:t xml:space="preserve"> </w:t>
+            </w:r>
+            <w:r>
+              <w:rPr>
+                <w:rFonts w:ascii="Courier New" w:hAnsi="Courier New" w:cs="Courier New"/>
+                <w:szCs w:val="22"/>
+              </w:rPr>
+              <w:t>документы\ Анализ предметной области.docx</w:t>
+            </w:r>
           </w:p>
         </w:tc>
       </w:tr>
@@ -385,6 +457,77 @@
           <w:szCs w:val="24"/>
         </w:rPr>
         <w:t xml:space="preserve">2. Файлы </w:t>
+      </w:r>
+      <w:r>
+        <w:rPr>
+          <w:rFonts w:ascii="Times New Roman" w:hAnsi="Times New Roman" w:cs="Times New Roman"/>
+          <w:b/>
+          <w:bCs/>
+          <w:color w:val="auto"/>
+          <w:sz w:val="24"/>
+          <w:szCs w:val="24"/>
+        </w:rPr>
+        <w:t>схем</w:t>
+      </w:r>
+      <w:r>
+        <w:rPr>
+          <w:rFonts w:ascii="Times New Roman" w:hAnsi="Times New Roman" w:cs="Times New Roman"/>
+          <w:b/>
+          <w:bCs/>
+          <w:color w:val="auto"/>
+          <w:sz w:val="24"/>
+          <w:szCs w:val="24"/>
+        </w:rPr>
+        <w:t>:</w:t>
+      </w:r>
+    </w:p>
+    <w:p>
+      <w:pPr>
+        <w:spacing w:after="0" w:line="360" w:lineRule="auto"/>
+        <w:jc w:val="both"/>
+        <w:rPr>
+          <w:rFonts w:ascii="Times New Roman" w:hAnsi="Times New Roman" w:cs="Times New Roman"/>
+          <w:b/>
+          <w:bCs/>
+          <w:sz w:val="24"/>
+          <w:szCs w:val="24"/>
+        </w:rPr>
+      </w:pPr>
+    </w:p>
+    <w:p>
+      <w:pPr>
+        <w:pStyle w:val="2"/>
+        <w:spacing w:before="0" w:after="0" w:line="360" w:lineRule="auto"/>
+        <w:rPr>
+          <w:rFonts w:ascii="Times New Roman" w:hAnsi="Times New Roman" w:cs="Times New Roman"/>
+          <w:b/>
+          <w:bCs/>
+          <w:color w:val="auto"/>
+          <w:sz w:val="24"/>
+          <w:szCs w:val="24"/>
+        </w:rPr>
+      </w:pPr>
+      <w:r>
+        <w:rPr>
+          <w:rFonts w:ascii="Times New Roman" w:hAnsi="Times New Roman" w:cs="Times New Roman"/>
+          <w:b/>
+          <w:bCs/>
+          <w:color w:val="auto"/>
+          <w:sz w:val="24"/>
+          <w:szCs w:val="24"/>
+        </w:rPr>
+        <w:t>3</w:t>
+      </w:r>
+      <w:r>
+        <w:rPr>
+          <w:rFonts w:ascii="Times New Roman" w:hAnsi="Times New Roman" w:cs="Times New Roman"/>
+          <w:b/>
+          <w:bCs/>
+          <w:color w:val="auto"/>
+          <w:sz w:val="24"/>
+          <w:szCs w:val="24"/>
+        </w:rPr>
+        <w:t xml:space="preserve">. Файлы </w:t>
       </w:r>
       <w:r>
         <w:rPr>
@@ -690,7 +833,18 @@
           <w:sz w:val="24"/>
           <w:szCs w:val="24"/>
         </w:rPr>
-        <w:t>3. Файлы приложения:</w:t>
+        <w:t>4</w:t>
+      </w:r>
+      <w:r>
+        <w:rPr>
+          <w:rFonts w:ascii="Times New Roman" w:hAnsi="Times New Roman" w:cs="Times New Roman"/>
+          <w:b/>
+          <w:bCs/>
+          <w:color w:val="auto"/>
+          <w:sz w:val="24"/>
+          <w:szCs w:val="24"/>
+        </w:rPr>
+        <w:t>. Файлы приложения:</w:t>
       </w:r>
     </w:p>
     <w:p>

--- a/Пояснительная записка.docx
+++ b/Пояснительная записка.docx
@@ -487,88 +487,25 @@
         <w:jc w:val="both"/>
         <w:rPr>
           <w:rFonts w:ascii="Times New Roman" w:hAnsi="Times New Roman" w:cs="Times New Roman"/>
-          <w:b/>
-          <w:bCs/>
           <w:sz w:val="24"/>
           <w:szCs w:val="24"/>
         </w:rPr>
       </w:pPr>
-    </w:p>
-    <w:p>
-      <w:pPr>
-        <w:pStyle w:val="2"/>
-        <w:spacing w:before="0" w:after="0" w:line="360" w:lineRule="auto"/>
-        <w:rPr>
-          <w:rFonts w:ascii="Times New Roman" w:hAnsi="Times New Roman" w:cs="Times New Roman"/>
-          <w:b/>
-          <w:bCs/>
-          <w:color w:val="auto"/>
-          <w:sz w:val="24"/>
-          <w:szCs w:val="24"/>
-        </w:rPr>
-      </w:pPr>
-      <w:r>
-        <w:rPr>
-          <w:rFonts w:ascii="Times New Roman" w:hAnsi="Times New Roman" w:cs="Times New Roman"/>
-          <w:b/>
-          <w:bCs/>
-          <w:color w:val="auto"/>
-          <w:sz w:val="24"/>
-          <w:szCs w:val="24"/>
-        </w:rPr>
-        <w:t>3</w:t>
-      </w:r>
-      <w:r>
-        <w:rPr>
-          <w:rFonts w:ascii="Times New Roman" w:hAnsi="Times New Roman" w:cs="Times New Roman"/>
-          <w:b/>
-          <w:bCs/>
-          <w:color w:val="auto"/>
-          <w:sz w:val="24"/>
-          <w:szCs w:val="24"/>
-        </w:rPr>
-        <w:t xml:space="preserve">. Файлы </w:t>
-      </w:r>
-      <w:r>
-        <w:rPr>
-          <w:rFonts w:ascii="Times New Roman" w:hAnsi="Times New Roman" w:cs="Times New Roman"/>
-          <w:b/>
-          <w:bCs/>
-          <w:color w:val="auto"/>
-          <w:sz w:val="24"/>
-          <w:szCs w:val="24"/>
-        </w:rPr>
-        <w:t>базы данных</w:t>
-      </w:r>
-      <w:r>
-        <w:rPr>
-          <w:rFonts w:ascii="Times New Roman" w:hAnsi="Times New Roman" w:cs="Times New Roman"/>
-          <w:b/>
-          <w:bCs/>
-          <w:color w:val="auto"/>
-          <w:sz w:val="24"/>
-          <w:szCs w:val="24"/>
-        </w:rPr>
-        <w:t>:</w:t>
-      </w:r>
-    </w:p>
-    <w:p>
-      <w:pPr>
-        <w:spacing w:after="0" w:line="360" w:lineRule="auto"/>
-        <w:jc w:val="both"/>
-        <w:rPr>
-          <w:rFonts w:ascii="Times New Roman" w:hAnsi="Times New Roman" w:cs="Times New Roman"/>
-          <w:sz w:val="24"/>
-          <w:szCs w:val="24"/>
-        </w:rPr>
-      </w:pPr>
-      <w:r>
-        <w:rPr>
-          <w:rFonts w:ascii="Times New Roman" w:hAnsi="Times New Roman" w:cs="Times New Roman"/>
-          <w:sz w:val="24"/>
-          <w:szCs w:val="24"/>
-        </w:rPr>
-        <w:t>Файл с кодом создания базы данных находится:</w:t>
+      <w:r>
+        <w:rPr>
+          <w:rFonts w:ascii="Times New Roman" w:hAnsi="Times New Roman" w:cs="Times New Roman"/>
+          <w:sz w:val="24"/>
+          <w:szCs w:val="24"/>
+        </w:rPr>
+        <w:t>UML-диаграмма вариантов использования</w:t>
+      </w:r>
+      <w:r>
+        <w:rPr>
+          <w:rFonts w:ascii="Times New Roman" w:hAnsi="Times New Roman" w:cs="Times New Roman"/>
+          <w:sz w:val="24"/>
+          <w:szCs w:val="24"/>
+        </w:rPr>
+        <w:t xml:space="preserve"> находится:</w:t>
       </w:r>
     </w:p>
     <w:tbl>
@@ -604,6 +541,7 @@
               <w:spacing w:line="360" w:lineRule="auto"/>
               <w:jc w:val="both"/>
               <w:rPr>
+                <w:rFonts w:ascii="Courier New" w:hAnsi="Courier New" w:cs="Courier New"/>
                 <w:szCs w:val="22"/>
               </w:rPr>
             </w:pPr>
@@ -612,7 +550,7 @@
                 <w:rFonts w:ascii="Courier New" w:hAnsi="Courier New" w:cs="Courier New"/>
                 <w:szCs w:val="22"/>
               </w:rPr>
-              <w:t>D:\Соня\Демо-экзамен\Budovskaya-demo_exam\База данных</w:t>
+              <w:t>D:\Соня\Демо-экзамен\Budovskaya-demo_exam\Пример разработки модулей</w:t>
             </w:r>
             <w:r>
               <w:rPr>
@@ -626,7 +564,14 @@
                 <w:rFonts w:ascii="Courier New" w:hAnsi="Courier New" w:cs="Courier New"/>
                 <w:szCs w:val="22"/>
               </w:rPr>
-              <w:t>database.sql</w:t>
+              <w:t xml:space="preserve"> </w:t>
+            </w:r>
+            <w:r>
+              <w:rPr>
+                <w:rFonts w:ascii="Courier New" w:hAnsi="Courier New" w:cs="Courier New"/>
+                <w:szCs w:val="22"/>
+              </w:rPr>
+              <w:t>UML-диаграмма вариантов использования.png</w:t>
             </w:r>
           </w:p>
         </w:tc>
@@ -648,7 +593,7 @@
           <w:sz w:val="24"/>
           <w:szCs w:val="24"/>
         </w:rPr>
-        <w:t>Схема базы данных находится в:</w:t>
+        <w:t>UML-диаграмма последовательности авторизации</w:t>
       </w:r>
     </w:p>
     <w:tbl>
@@ -684,6 +629,7 @@
               <w:spacing w:line="360" w:lineRule="auto"/>
               <w:jc w:val="both"/>
               <w:rPr>
+                <w:rFonts w:ascii="Courier New" w:hAnsi="Courier New" w:cs="Courier New"/>
                 <w:szCs w:val="22"/>
               </w:rPr>
             </w:pPr>
@@ -692,7 +638,7 @@
                 <w:rFonts w:ascii="Courier New" w:hAnsi="Courier New" w:cs="Courier New"/>
                 <w:szCs w:val="22"/>
               </w:rPr>
-              <w:t>D:\Соня\Демо-экзамен\Budovskaya-demo_exam\База данных</w:t>
+              <w:t>D:\Соня\Демо-экзамен\Budovskaya-demo_exam\Пример разработки модулей</w:t>
             </w:r>
             <w:r>
               <w:rPr>
@@ -706,7 +652,14 @@
                 <w:rFonts w:ascii="Courier New" w:hAnsi="Courier New" w:cs="Courier New"/>
                 <w:szCs w:val="22"/>
               </w:rPr>
-              <w:t>Схема базы данных.png</w:t>
+              <w:t xml:space="preserve"> </w:t>
+            </w:r>
+            <w:r>
+              <w:rPr>
+                <w:rFonts w:ascii="Courier New" w:hAnsi="Courier New" w:cs="Courier New"/>
+                <w:szCs w:val="22"/>
+              </w:rPr>
+              <w:t>UML-диаграмма последовательности авторизации.jpg</w:t>
             </w:r>
           </w:p>
         </w:tc>
@@ -728,15 +681,7 @@
           <w:sz w:val="24"/>
           <w:szCs w:val="24"/>
         </w:rPr>
-        <w:t>Диаграмма ER-типа</w:t>
-      </w:r>
-      <w:r>
-        <w:rPr>
-          <w:rFonts w:ascii="Times New Roman" w:hAnsi="Times New Roman" w:cs="Times New Roman"/>
-          <w:sz w:val="24"/>
-          <w:szCs w:val="24"/>
-        </w:rPr>
-        <w:t xml:space="preserve"> базы данных находится в:</w:t>
+        <w:t>Структура информационной системы.png</w:t>
       </w:r>
     </w:p>
     <w:tbl>
@@ -772,6 +717,7 @@
               <w:spacing w:line="360" w:lineRule="auto"/>
               <w:jc w:val="both"/>
               <w:rPr>
+                <w:rFonts w:ascii="Courier New" w:hAnsi="Courier New" w:cs="Courier New"/>
                 <w:szCs w:val="22"/>
               </w:rPr>
             </w:pPr>
@@ -780,7 +726,7 @@
                 <w:rFonts w:ascii="Courier New" w:hAnsi="Courier New" w:cs="Courier New"/>
                 <w:szCs w:val="22"/>
               </w:rPr>
-              <w:t>D:\Соня\Демо-экзамен\Budovskaya-demo_exam\База данных</w:t>
+              <w:t>D:\Соня\Демо-экзамен\Budovskaya-demo_exam\Пример разработки модулей</w:t>
             </w:r>
             <w:r>
               <w:rPr>
@@ -794,7 +740,14 @@
                 <w:rFonts w:ascii="Courier New" w:hAnsi="Courier New" w:cs="Courier New"/>
                 <w:szCs w:val="22"/>
               </w:rPr>
-              <w:t>Диаграмма ER-типа.png</w:t>
+              <w:t xml:space="preserve"> </w:t>
+            </w:r>
+            <w:r>
+              <w:rPr>
+                <w:rFonts w:ascii="Courier New" w:hAnsi="Courier New" w:cs="Courier New"/>
+                <w:szCs w:val="22"/>
+              </w:rPr>
+              <w:t>Структура информационной системы.png</w:t>
             </w:r>
           </w:p>
         </w:tc>
@@ -833,7 +786,7 @@
           <w:sz w:val="24"/>
           <w:szCs w:val="24"/>
         </w:rPr>
-        <w:t>4</w:t>
+        <w:t>3</w:t>
       </w:r>
       <w:r>
         <w:rPr>
@@ -844,9 +797,476 @@
           <w:sz w:val="24"/>
           <w:szCs w:val="24"/>
         </w:rPr>
+        <w:t xml:space="preserve">. Файлы </w:t>
+      </w:r>
+      <w:r>
+        <w:rPr>
+          <w:rFonts w:ascii="Times New Roman" w:hAnsi="Times New Roman" w:cs="Times New Roman"/>
+          <w:b/>
+          <w:bCs/>
+          <w:color w:val="auto"/>
+          <w:sz w:val="24"/>
+          <w:szCs w:val="24"/>
+        </w:rPr>
+        <w:t>базы данных</w:t>
+      </w:r>
+      <w:r>
+        <w:rPr>
+          <w:rFonts w:ascii="Times New Roman" w:hAnsi="Times New Roman" w:cs="Times New Roman"/>
+          <w:b/>
+          <w:bCs/>
+          <w:color w:val="auto"/>
+          <w:sz w:val="24"/>
+          <w:szCs w:val="24"/>
+        </w:rPr>
+        <w:t>:</w:t>
+      </w:r>
+    </w:p>
+    <w:p>
+      <w:pPr>
+        <w:spacing w:after="0" w:line="360" w:lineRule="auto"/>
+        <w:jc w:val="both"/>
+        <w:rPr>
+          <w:rFonts w:ascii="Times New Roman" w:hAnsi="Times New Roman" w:cs="Times New Roman"/>
+          <w:sz w:val="24"/>
+          <w:szCs w:val="24"/>
+        </w:rPr>
+      </w:pPr>
+      <w:r>
+        <w:rPr>
+          <w:rFonts w:ascii="Times New Roman" w:hAnsi="Times New Roman" w:cs="Times New Roman"/>
+          <w:sz w:val="24"/>
+          <w:szCs w:val="24"/>
+        </w:rPr>
+        <w:t>Файл с кодом создания базы данных находится:</w:t>
+      </w:r>
+    </w:p>
+    <w:tbl>
+      <w:tblPr>
+        <w:tblStyle w:val="ac"/>
+        <w:tblW w:w="0" w:type="auto"/>
+        <w:tblBorders>
+          <w:top w:val="none" w:sz="0" w:space="0" w:color="auto"/>
+          <w:left w:val="single" w:sz="24" w:space="0" w:color="70AD47" w:themeColor="accent6"/>
+          <w:bottom w:val="none" w:sz="0" w:space="0" w:color="auto"/>
+          <w:right w:val="none" w:sz="0" w:space="0" w:color="auto"/>
+          <w:insideH w:val="none" w:sz="0" w:space="0" w:color="auto"/>
+          <w:insideV w:val="none" w:sz="0" w:space="0" w:color="auto"/>
+        </w:tblBorders>
+        <w:shd w:val="clear" w:color="auto" w:fill="E2EFD9" w:themeFill="accent6" w:themeFillTint="33"/>
+        <w:tblCellMar>
+          <w:top w:w="113" w:type="dxa"/>
+          <w:left w:w="227" w:type="dxa"/>
+        </w:tblCellMar>
+        <w:tblLook w:val="04A0" w:firstRow="1" w:lastRow="0" w:firstColumn="1" w:lastColumn="0" w:noHBand="0" w:noVBand="1"/>
+      </w:tblPr>
+      <w:tblGrid>
+        <w:gridCol w:w="9325"/>
+      </w:tblGrid>
+      <w:tr>
+        <w:tc>
+          <w:tcPr>
+            <w:tcW w:w="9345" w:type="dxa"/>
+            <w:shd w:val="clear" w:color="auto" w:fill="E2EFD9" w:themeFill="accent6" w:themeFillTint="33"/>
+          </w:tcPr>
+          <w:p>
+            <w:pPr>
+              <w:spacing w:line="360" w:lineRule="auto"/>
+              <w:jc w:val="both"/>
+              <w:rPr>
+                <w:szCs w:val="22"/>
+              </w:rPr>
+            </w:pPr>
+            <w:r>
+              <w:rPr>
+                <w:rFonts w:ascii="Courier New" w:hAnsi="Courier New" w:cs="Courier New"/>
+                <w:szCs w:val="22"/>
+              </w:rPr>
+              <w:t>D:\Соня\Демо-экзамен\Budovskaya-demo_exam\База данных</w:t>
+            </w:r>
+            <w:r>
+              <w:rPr>
+                <w:rFonts w:ascii="Courier New" w:hAnsi="Courier New" w:cs="Courier New"/>
+                <w:szCs w:val="22"/>
+              </w:rPr>
+              <w:t>\</w:t>
+            </w:r>
+            <w:r>
+              <w:rPr>
+                <w:rFonts w:ascii="Courier New" w:hAnsi="Courier New" w:cs="Courier New"/>
+                <w:szCs w:val="22"/>
+              </w:rPr>
+              <w:t>database.sql</w:t>
+            </w:r>
+          </w:p>
+        </w:tc>
+      </w:tr>
+    </w:tbl>
+    <w:p>
+      <w:pPr>
+        <w:spacing w:before="240" w:after="0" w:line="360" w:lineRule="auto"/>
+        <w:jc w:val="both"/>
+        <w:rPr>
+          <w:rFonts w:ascii="Times New Roman" w:hAnsi="Times New Roman" w:cs="Times New Roman"/>
+          <w:sz w:val="24"/>
+          <w:szCs w:val="24"/>
+        </w:rPr>
+      </w:pPr>
+      <w:r>
+        <w:rPr>
+          <w:rFonts w:ascii="Times New Roman" w:hAnsi="Times New Roman" w:cs="Times New Roman"/>
+          <w:sz w:val="24"/>
+          <w:szCs w:val="24"/>
+        </w:rPr>
+        <w:t>Схема базы данных находится в:</w:t>
+      </w:r>
+    </w:p>
+    <w:tbl>
+      <w:tblPr>
+        <w:tblStyle w:val="ac"/>
+        <w:tblW w:w="0" w:type="auto"/>
+        <w:tblBorders>
+          <w:top w:val="none" w:sz="0" w:space="0" w:color="auto"/>
+          <w:left w:val="single" w:sz="24" w:space="0" w:color="70AD47" w:themeColor="accent6"/>
+          <w:bottom w:val="none" w:sz="0" w:space="0" w:color="auto"/>
+          <w:right w:val="none" w:sz="0" w:space="0" w:color="auto"/>
+          <w:insideH w:val="none" w:sz="0" w:space="0" w:color="auto"/>
+          <w:insideV w:val="none" w:sz="0" w:space="0" w:color="auto"/>
+        </w:tblBorders>
+        <w:shd w:val="clear" w:color="auto" w:fill="E2EFD9" w:themeFill="accent6" w:themeFillTint="33"/>
+        <w:tblCellMar>
+          <w:top w:w="113" w:type="dxa"/>
+          <w:left w:w="227" w:type="dxa"/>
+        </w:tblCellMar>
+        <w:tblLook w:val="04A0" w:firstRow="1" w:lastRow="0" w:firstColumn="1" w:lastColumn="0" w:noHBand="0" w:noVBand="1"/>
+      </w:tblPr>
+      <w:tblGrid>
+        <w:gridCol w:w="9325"/>
+      </w:tblGrid>
+      <w:tr>
+        <w:tc>
+          <w:tcPr>
+            <w:tcW w:w="9345" w:type="dxa"/>
+            <w:shd w:val="clear" w:color="auto" w:fill="E2EFD9" w:themeFill="accent6" w:themeFillTint="33"/>
+          </w:tcPr>
+          <w:p>
+            <w:pPr>
+              <w:spacing w:line="360" w:lineRule="auto"/>
+              <w:jc w:val="both"/>
+              <w:rPr>
+                <w:szCs w:val="22"/>
+              </w:rPr>
+            </w:pPr>
+            <w:r>
+              <w:rPr>
+                <w:rFonts w:ascii="Courier New" w:hAnsi="Courier New" w:cs="Courier New"/>
+                <w:szCs w:val="22"/>
+              </w:rPr>
+              <w:lastRenderedPageBreak/>
+              <w:t>D:\Соня\Демо-экзамен\Budovskaya-demo_exam\База данных</w:t>
+            </w:r>
+            <w:r>
+              <w:rPr>
+                <w:rFonts w:ascii="Courier New" w:hAnsi="Courier New" w:cs="Courier New"/>
+                <w:szCs w:val="22"/>
+              </w:rPr>
+              <w:t>\</w:t>
+            </w:r>
+            <w:r>
+              <w:rPr>
+                <w:rFonts w:ascii="Courier New" w:hAnsi="Courier New" w:cs="Courier New"/>
+                <w:szCs w:val="22"/>
+              </w:rPr>
+              <w:t>Схема базы данных.png</w:t>
+            </w:r>
+          </w:p>
+        </w:tc>
+      </w:tr>
+    </w:tbl>
+    <w:p>
+      <w:pPr>
+        <w:spacing w:before="240" w:after="0" w:line="360" w:lineRule="auto"/>
+        <w:jc w:val="both"/>
+        <w:rPr>
+          <w:rFonts w:ascii="Times New Roman" w:hAnsi="Times New Roman" w:cs="Times New Roman"/>
+          <w:sz w:val="24"/>
+          <w:szCs w:val="24"/>
+        </w:rPr>
+      </w:pPr>
+      <w:r>
+        <w:rPr>
+          <w:rFonts w:ascii="Times New Roman" w:hAnsi="Times New Roman" w:cs="Times New Roman"/>
+          <w:sz w:val="24"/>
+          <w:szCs w:val="24"/>
+        </w:rPr>
+        <w:t>Диаграмма ER-типа</w:t>
+      </w:r>
+      <w:r>
+        <w:rPr>
+          <w:rFonts w:ascii="Times New Roman" w:hAnsi="Times New Roman" w:cs="Times New Roman"/>
+          <w:sz w:val="24"/>
+          <w:szCs w:val="24"/>
+        </w:rPr>
+        <w:t xml:space="preserve"> базы данных находится в:</w:t>
+      </w:r>
+    </w:p>
+    <w:tbl>
+      <w:tblPr>
+        <w:tblStyle w:val="ac"/>
+        <w:tblW w:w="0" w:type="auto"/>
+        <w:tblBorders>
+          <w:top w:val="none" w:sz="0" w:space="0" w:color="auto"/>
+          <w:left w:val="single" w:sz="24" w:space="0" w:color="70AD47" w:themeColor="accent6"/>
+          <w:bottom w:val="none" w:sz="0" w:space="0" w:color="auto"/>
+          <w:right w:val="none" w:sz="0" w:space="0" w:color="auto"/>
+          <w:insideH w:val="none" w:sz="0" w:space="0" w:color="auto"/>
+          <w:insideV w:val="none" w:sz="0" w:space="0" w:color="auto"/>
+        </w:tblBorders>
+        <w:shd w:val="clear" w:color="auto" w:fill="E2EFD9" w:themeFill="accent6" w:themeFillTint="33"/>
+        <w:tblCellMar>
+          <w:top w:w="113" w:type="dxa"/>
+          <w:left w:w="227" w:type="dxa"/>
+        </w:tblCellMar>
+        <w:tblLook w:val="04A0" w:firstRow="1" w:lastRow="0" w:firstColumn="1" w:lastColumn="0" w:noHBand="0" w:noVBand="1"/>
+      </w:tblPr>
+      <w:tblGrid>
+        <w:gridCol w:w="9325"/>
+      </w:tblGrid>
+      <w:tr>
+        <w:tc>
+          <w:tcPr>
+            <w:tcW w:w="9345" w:type="dxa"/>
+            <w:shd w:val="clear" w:color="auto" w:fill="E2EFD9" w:themeFill="accent6" w:themeFillTint="33"/>
+          </w:tcPr>
+          <w:p>
+            <w:pPr>
+              <w:spacing w:line="360" w:lineRule="auto"/>
+              <w:jc w:val="both"/>
+              <w:rPr>
+                <w:szCs w:val="22"/>
+              </w:rPr>
+            </w:pPr>
+            <w:r>
+              <w:rPr>
+                <w:rFonts w:ascii="Courier New" w:hAnsi="Courier New" w:cs="Courier New"/>
+                <w:szCs w:val="22"/>
+              </w:rPr>
+              <w:t>D:\Соня\Демо-экзамен\Budovskaya-demo_exam\База данных</w:t>
+            </w:r>
+            <w:r>
+              <w:rPr>
+                <w:rFonts w:ascii="Courier New" w:hAnsi="Courier New" w:cs="Courier New"/>
+                <w:szCs w:val="22"/>
+              </w:rPr>
+              <w:t>\</w:t>
+            </w:r>
+            <w:r>
+              <w:rPr>
+                <w:rFonts w:ascii="Courier New" w:hAnsi="Courier New" w:cs="Courier New"/>
+                <w:szCs w:val="22"/>
+              </w:rPr>
+              <w:t>Диаграмма ER-типа.png</w:t>
+            </w:r>
+          </w:p>
+        </w:tc>
+      </w:tr>
+    </w:tbl>
+    <w:p>
+      <w:pPr>
+        <w:spacing w:after="0" w:line="360" w:lineRule="auto"/>
+        <w:jc w:val="both"/>
+        <w:rPr>
+          <w:rFonts w:ascii="Times New Roman" w:hAnsi="Times New Roman" w:cs="Times New Roman"/>
+          <w:sz w:val="24"/>
+          <w:szCs w:val="24"/>
+        </w:rPr>
+      </w:pPr>
+    </w:p>
+    <w:p>
+      <w:pPr>
+        <w:pStyle w:val="2"/>
+        <w:spacing w:before="0" w:after="0" w:line="360" w:lineRule="auto"/>
+        <w:rPr>
+          <w:rFonts w:ascii="Times New Roman" w:hAnsi="Times New Roman" w:cs="Times New Roman"/>
+          <w:b/>
+          <w:bCs/>
+          <w:color w:val="auto"/>
+          <w:sz w:val="24"/>
+          <w:szCs w:val="24"/>
+        </w:rPr>
+      </w:pPr>
+      <w:r>
+        <w:rPr>
+          <w:rFonts w:ascii="Times New Roman" w:hAnsi="Times New Roman" w:cs="Times New Roman"/>
+          <w:b/>
+          <w:bCs/>
+          <w:color w:val="auto"/>
+          <w:sz w:val="24"/>
+          <w:szCs w:val="24"/>
+        </w:rPr>
+        <w:t>4</w:t>
+      </w:r>
+      <w:r>
+        <w:rPr>
+          <w:rFonts w:ascii="Times New Roman" w:hAnsi="Times New Roman" w:cs="Times New Roman"/>
+          <w:b/>
+          <w:bCs/>
+          <w:color w:val="auto"/>
+          <w:sz w:val="24"/>
+          <w:szCs w:val="24"/>
+        </w:rPr>
         <w:t>. Файлы приложения:</w:t>
       </w:r>
     </w:p>
+    <w:p>
+      <w:pPr>
+        <w:spacing w:after="0" w:line="360" w:lineRule="auto"/>
+        <w:jc w:val="both"/>
+        <w:rPr>
+          <w:rFonts w:ascii="Times New Roman" w:hAnsi="Times New Roman" w:cs="Times New Roman"/>
+          <w:sz w:val="24"/>
+          <w:szCs w:val="24"/>
+        </w:rPr>
+      </w:pPr>
+      <w:r>
+        <w:rPr>
+          <w:rFonts w:ascii="Times New Roman" w:hAnsi="Times New Roman" w:cs="Times New Roman"/>
+          <w:sz w:val="24"/>
+          <w:szCs w:val="24"/>
+        </w:rPr>
+        <w:t>Все файлы приложения находятся в папке «</w:t>
+      </w:r>
+      <w:r>
+        <w:rPr>
+          <w:rFonts w:ascii="Times New Roman" w:hAnsi="Times New Roman" w:cs="Times New Roman"/>
+          <w:sz w:val="24"/>
+          <w:szCs w:val="24"/>
+          <w:lang w:val="en-US"/>
+        </w:rPr>
+        <w:t>app</w:t>
+      </w:r>
+      <w:r>
+        <w:rPr>
+          <w:rFonts w:ascii="Times New Roman" w:hAnsi="Times New Roman" w:cs="Times New Roman"/>
+          <w:sz w:val="24"/>
+          <w:szCs w:val="24"/>
+        </w:rPr>
+        <w:t>»:</w:t>
+      </w:r>
+    </w:p>
+    <w:tbl>
+      <w:tblPr>
+        <w:tblStyle w:val="ac"/>
+        <w:tblW w:w="0" w:type="auto"/>
+        <w:tblBorders>
+          <w:top w:val="none" w:sz="0" w:space="0" w:color="auto"/>
+          <w:left w:val="single" w:sz="24" w:space="0" w:color="70AD47" w:themeColor="accent6"/>
+          <w:bottom w:val="none" w:sz="0" w:space="0" w:color="auto"/>
+          <w:right w:val="none" w:sz="0" w:space="0" w:color="auto"/>
+          <w:insideH w:val="none" w:sz="0" w:space="0" w:color="auto"/>
+          <w:insideV w:val="none" w:sz="0" w:space="0" w:color="auto"/>
+        </w:tblBorders>
+        <w:shd w:val="clear" w:color="auto" w:fill="E2EFD9" w:themeFill="accent6" w:themeFillTint="33"/>
+        <w:tblCellMar>
+          <w:top w:w="113" w:type="dxa"/>
+          <w:left w:w="227" w:type="dxa"/>
+        </w:tblCellMar>
+        <w:tblLook w:val="04A0" w:firstRow="1" w:lastRow="0" w:firstColumn="1" w:lastColumn="0" w:noHBand="0" w:noVBand="1"/>
+      </w:tblPr>
+      <w:tblGrid>
+        <w:gridCol w:w="9325"/>
+      </w:tblGrid>
+      <w:tr>
+        <w:tc>
+          <w:tcPr>
+            <w:tcW w:w="9345" w:type="dxa"/>
+            <w:shd w:val="clear" w:color="auto" w:fill="E2EFD9" w:themeFill="accent6" w:themeFillTint="33"/>
+          </w:tcPr>
+          <w:p>
+            <w:pPr>
+              <w:spacing w:line="360" w:lineRule="auto"/>
+              <w:jc w:val="both"/>
+              <w:rPr>
+                <w:szCs w:val="22"/>
+              </w:rPr>
+            </w:pPr>
+            <w:r>
+              <w:rPr>
+                <w:rFonts w:ascii="Courier New" w:hAnsi="Courier New" w:cs="Courier New"/>
+                <w:szCs w:val="22"/>
+              </w:rPr>
+              <w:t>D:\Соня\Демо-экзамен\Budovskaya-demo_exam\app</w:t>
+            </w:r>
+          </w:p>
+        </w:tc>
+      </w:tr>
+    </w:tbl>
+    <w:p>
+      <w:pPr>
+        <w:spacing w:before="240" w:after="0" w:line="360" w:lineRule="auto"/>
+        <w:jc w:val="both"/>
+        <w:rPr>
+          <w:rFonts w:ascii="Times New Roman" w:hAnsi="Times New Roman" w:cs="Times New Roman"/>
+          <w:sz w:val="24"/>
+          <w:szCs w:val="24"/>
+        </w:rPr>
+      </w:pPr>
+      <w:r>
+        <w:rPr>
+          <w:rFonts w:ascii="Times New Roman" w:hAnsi="Times New Roman" w:cs="Times New Roman"/>
+          <w:sz w:val="24"/>
+          <w:szCs w:val="24"/>
+        </w:rPr>
+        <w:t>Все графические материалы, используемые при разработке приложения находятся:</w:t>
+      </w:r>
+    </w:p>
+    <w:tbl>
+      <w:tblPr>
+        <w:tblStyle w:val="ac"/>
+        <w:tblW w:w="0" w:type="auto"/>
+        <w:tblBorders>
+          <w:top w:val="none" w:sz="0" w:space="0" w:color="auto"/>
+          <w:left w:val="single" w:sz="24" w:space="0" w:color="70AD47" w:themeColor="accent6"/>
+          <w:bottom w:val="none" w:sz="0" w:space="0" w:color="auto"/>
+          <w:right w:val="none" w:sz="0" w:space="0" w:color="auto"/>
+          <w:insideH w:val="none" w:sz="0" w:space="0" w:color="auto"/>
+          <w:insideV w:val="none" w:sz="0" w:space="0" w:color="auto"/>
+        </w:tblBorders>
+        <w:shd w:val="clear" w:color="auto" w:fill="E2EFD9" w:themeFill="accent6" w:themeFillTint="33"/>
+        <w:tblCellMar>
+          <w:top w:w="113" w:type="dxa"/>
+          <w:left w:w="227" w:type="dxa"/>
+        </w:tblCellMar>
+        <w:tblLook w:val="04A0" w:firstRow="1" w:lastRow="0" w:firstColumn="1" w:lastColumn="0" w:noHBand="0" w:noVBand="1"/>
+      </w:tblPr>
+      <w:tblGrid>
+        <w:gridCol w:w="9325"/>
+      </w:tblGrid>
+      <w:tr>
+        <w:tc>
+          <w:tcPr>
+            <w:tcW w:w="9345" w:type="dxa"/>
+            <w:shd w:val="clear" w:color="auto" w:fill="E2EFD9" w:themeFill="accent6" w:themeFillTint="33"/>
+          </w:tcPr>
+          <w:p>
+            <w:pPr>
+              <w:spacing w:line="360" w:lineRule="auto"/>
+              <w:jc w:val="both"/>
+              <w:rPr>
+                <w:szCs w:val="22"/>
+              </w:rPr>
+            </w:pPr>
+            <w:r>
+              <w:rPr>
+                <w:rFonts w:ascii="Courier New" w:hAnsi="Courier New" w:cs="Courier New"/>
+                <w:szCs w:val="22"/>
+              </w:rPr>
+              <w:t>D:\Соня\Демо-экзамен\Budovskaya-demo_exam\app\assets\img</w:t>
+            </w:r>
+          </w:p>
+        </w:tc>
+      </w:tr>
+    </w:tbl>
     <w:p>
       <w:pPr>
         <w:spacing w:after="0" w:line="360" w:lineRule="auto"/>
@@ -1265,7 +1685,7 @@
   <w:style w:type="paragraph" w:default="1" w:styleId="a">
     <w:name w:val="Normal"/>
     <w:qFormat/>
-    <w:rsid w:val="00B84D6D"/>
+    <w:rsid w:val="00DC332A"/>
   </w:style>
   <w:style w:type="paragraph" w:styleId="1">
     <w:name w:val="heading 1"/>

--- a/Пояснительная записка.docx
+++ b/Пояснительная записка.docx
@@ -820,6 +820,42 @@
           <w:szCs w:val="24"/>
         </w:rPr>
         <w:t>:</w:t>
+      </w:r>
+    </w:p>
+    <w:p>
+      <w:pPr>
+        <w:spacing w:after="0" w:line="360" w:lineRule="auto"/>
+        <w:jc w:val="both"/>
+        <w:rPr>
+          <w:rFonts w:ascii="Times New Roman" w:hAnsi="Times New Roman" w:cs="Times New Roman"/>
+          <w:sz w:val="24"/>
+          <w:szCs w:val="24"/>
+        </w:rPr>
+      </w:pPr>
+      <w:r>
+        <w:rPr>
+          <w:rFonts w:ascii="Times New Roman" w:hAnsi="Times New Roman" w:cs="Times New Roman"/>
+          <w:sz w:val="24"/>
+          <w:szCs w:val="24"/>
+        </w:rPr>
+        <w:t xml:space="preserve">База данных выполнялась с помощью СУБД </w:t>
+      </w:r>
+      <w:r>
+        <w:rPr>
+          <w:rFonts w:ascii="Times New Roman" w:hAnsi="Times New Roman" w:cs="Times New Roman"/>
+          <w:sz w:val="24"/>
+          <w:szCs w:val="24"/>
+          <w:lang w:val="en-US"/>
+        </w:rPr>
+        <w:t>PostgreSQL</w:t>
+      </w:r>
+      <w:r>
+        <w:rPr>
+          <w:rFonts w:ascii="Times New Roman" w:hAnsi="Times New Roman" w:cs="Times New Roman"/>
+          <w:sz w:val="24"/>
+          <w:szCs w:val="24"/>
+        </w:rPr>
+        <w:t>.</w:t>
       </w:r>
     </w:p>
     <w:p>

--- a/Пояснительная записка.docx
+++ b/Пояснительная записка.docx
@@ -830,6 +830,7 @@
           <w:rFonts w:ascii="Times New Roman" w:hAnsi="Times New Roman" w:cs="Times New Roman"/>
           <w:sz w:val="24"/>
           <w:szCs w:val="24"/>
+          <w:lang w:val="en-US"/>
         </w:rPr>
       </w:pPr>
       <w:r>
@@ -1177,9 +1178,8 @@
           <w:rFonts w:ascii="Times New Roman" w:hAnsi="Times New Roman" w:cs="Times New Roman"/>
           <w:sz w:val="24"/>
           <w:szCs w:val="24"/>
-          <w:lang w:val="en-US"/>
-        </w:rPr>
-        <w:t>app</w:t>
+        </w:rPr>
+        <w:t>web-app</w:t>
       </w:r>
       <w:r>
         <w:rPr>
@@ -1231,7 +1231,14 @@
                 <w:rFonts w:ascii="Courier New" w:hAnsi="Courier New" w:cs="Courier New"/>
                 <w:szCs w:val="22"/>
               </w:rPr>
-              <w:t>D:\Соня\Демо-экзамен\Budovskaya-demo_exam\app</w:t>
+              <w:t>D:\Соня\Демо-экзамен\Budovskaya-demo_exam\</w:t>
+            </w:r>
+            <w:r>
+              <w:rPr>
+                <w:rFonts w:ascii="Courier New" w:hAnsi="Courier New" w:cs="Courier New"/>
+                <w:szCs w:val="22"/>
+              </w:rPr>
+              <w:t>web-app</w:t>
             </w:r>
           </w:p>
         </w:tc>
@@ -1297,7 +1304,21 @@
                 <w:rFonts w:ascii="Courier New" w:hAnsi="Courier New" w:cs="Courier New"/>
                 <w:szCs w:val="22"/>
               </w:rPr>
-              <w:t>D:\Соня\Демо-экзамен\Budovskaya-demo_exam\app\assets\img</w:t>
+              <w:t>D:\Соня\Демо-экзамен\Budovskaya-demo_exam\</w:t>
+            </w:r>
+            <w:r>
+              <w:rPr>
+                <w:rFonts w:ascii="Courier New" w:hAnsi="Courier New" w:cs="Courier New"/>
+                <w:szCs w:val="22"/>
+              </w:rPr>
+              <w:t>web-app</w:t>
+            </w:r>
+            <w:r>
+              <w:rPr>
+                <w:rFonts w:ascii="Courier New" w:hAnsi="Courier New" w:cs="Courier New"/>
+                <w:szCs w:val="22"/>
+              </w:rPr>
+              <w:t>\assets\img</w:t>
             </w:r>
           </w:p>
         </w:tc>
@@ -1925,7 +1946,6 @@
   <w:style w:type="character" w:default="1" w:styleId="a0">
     <w:name w:val="Default Paragraph Font"/>
     <w:uiPriority w:val="1"/>
-    <w:semiHidden/>
     <w:unhideWhenUsed/>
   </w:style>
   <w:style w:type="table" w:default="1" w:styleId="a1">
